--- a/Results/Supplementary/TableS6.docx
+++ b/Results/Supplementary/TableS6.docx
@@ -712,7 +712,7 @@
                 <w:szCs w:val="18"/>
                 <w:color w:val="000000"/>
               </w:rPr>
-              <w:t xml:space="preserve">48 (Se 0.80–0.95 × Sp 0.90–0.99; non-differential and income-differential)</w:t>
+              <w:t xml:space="preserve">48 (Se 0.80–0.95 × Sp 0.90–0.99; non-differential and income-differential) and 12 near-error-free (Se 0.98–1.00 × Sp 0.999–1.000); compatible with the observed data: 24 + 12 under design A, 12 under design B</w:t>
             </w:r>
           </w:p>
         </w:tc>
@@ -822,7 +822,7 @@
                 <w:szCs w:val="18"/>
                 <w:color w:val="000000"/>
               </w:rPr>
-              <w:t xml:space="preserve">True status imputed from observed HE090 by Bayes' rule using calibrated LightGBM probabilities; differential: Sp 5 pp lower in income quintiles 1–2</w:t>
+              <w:t xml:space="preserve">Design A: true status assigned from observed HE090 by Bayes' rule within cells of equivalized income quintile × poverty status, using each cell's observed prevalence; design B: the same Se and Sp for every household, true status assigned from the recalibrated out-of-time LightGBM probability of reporting food insecurity; differential: Sp 5 pp lower in income quintiles 1–2</w:t>
             </w:r>
           </w:p>
         </w:tc>
@@ -877,7 +877,7 @@
                 <w:szCs w:val="18"/>
                 <w:color w:val="000000"/>
               </w:rPr>
-              <w:t xml:space="preserve">Exclusion error, food insecurity among the poor, rule-set and poverty-line sensitivity recomputed with imputed true status</w:t>
+              <w:t xml:space="preserve">Exclusion error (simulated and closed form), food insecurity among the poor, rule-set, LightGBM and poverty-line sensitivity recomputed with assigned true status; realized Se and Sp by decile of LightGBM risk</w:t>
             </w:r>
           </w:p>
         </w:tc>
@@ -1218,7 +1218,7 @@
                 <w:szCs w:val="16"/>
                 <w:color w:val="000000"/>
               </w:rPr>
-              <w:t xml:space="preserve">Seeds: scenario seed 20261101 + 1000 × scenario number; replicate seeds derived from the scenario seed.</w:t>
+              <w:t xml:space="preserve">Seeds: scenario seed 20261101 + 1000 × scenario number; replicate seeds derived from the scenario seed; S2 design B and the added near-error-free scenarios: numpy SeedSequence (20261101, design, scenario).</w:t>
             </w:r>
           </w:p>
         </w:tc>

--- a/Results/Supplementary/TableS6.docx
+++ b/Results/Supplementary/TableS6.docx
@@ -542,7 +542,7 @@
                 <w:szCs w:val="18"/>
                 <w:color w:val="000000"/>
               </w:rPr>
-              <w:t xml:space="preserve">Small LightGBM fitted to 2024–2025 food insecurity; shared household random effect for matched 2024–2025 pairs; intercept recalibrated to the observed prevalence</w:t>
+              <w:t xml:space="preserve">Small LightGBM fitted to 2024–2025 meal-affordability deprivation; shared household random effect for matched 2024–2025 pairs; intercept recalibrated to the observed prevalence</w:t>
             </w:r>
           </w:p>
         </w:tc>
@@ -822,7 +822,7 @@
                 <w:szCs w:val="18"/>
                 <w:color w:val="000000"/>
               </w:rPr>
-              <w:t xml:space="preserve">Design A: true status assigned from observed HE090 by Bayes' rule within cells of equivalized income quintile × poverty status, using each cell's observed prevalence; design B: the same Se and Sp for every household, true status assigned from the recalibrated out-of-time LightGBM probability of reporting food insecurity; differential: Sp 5 pp lower in income quintiles 1–2</w:t>
+              <w:t xml:space="preserve">Design A: true status assigned from observed HE090 by Bayes' rule within cells of equivalized income quintile × poverty status, using each cell's observed prevalence; design B: the same Se and Sp for every household, true status assigned from the recalibrated out-of-time LightGBM probability of reporting meal-affordability deprivation; differential: Sp 5 pp lower in income quintiles 1–2</w:t>
             </w:r>
           </w:p>
         </w:tc>
@@ -877,7 +877,7 @@
                 <w:szCs w:val="18"/>
                 <w:color w:val="000000"/>
               </w:rPr>
-              <w:t xml:space="preserve">Exclusion error (simulated and closed form), food insecurity among the poor, rule-set, LightGBM and poverty-line sensitivity recomputed with assigned true status; realized Se and Sp by decile of LightGBM risk</w:t>
+              <w:t xml:space="preserve">Exclusion error (simulated and closed form), meal-affordability deprivation among the poor, rule-set, LightGBM and poverty-line sensitivity recomputed with assigned true status; realized Se and Sp by decile of LightGBM risk</w:t>
             </w:r>
           </w:p>
         </w:tc>
